--- a/doku/Projektdokumentation Neuentwicklung SaS3.docx
+++ b/doku/Projektdokumentation Neuentwicklung SaS3.docx
@@ -151,7 +151,7 @@
           <w:color w:val="326CB3"/>
           <w:sz w:val="28"/>
         </w:rPr>
-        <w:t>20</w:t>
+        <w:t>17</w:t>
       </w:r>
       <w:r>
         <w:rPr>
@@ -4341,6 +4341,31 @@
         <w:t>SaS2</w:t>
       </w:r>
       <w:r>
+        <w:rPr>
+          <w:b/>
+          <w:bCs/>
+          <w:i/>
+          <w:iCs/>
+        </w:rPr>
+        <w:t xml:space="preserve"> (</w:t>
+      </w:r>
+      <w:r>
+        <w:rPr>
+          <w:bCs/>
+          <w:i/>
+          <w:iCs/>
+        </w:rPr>
+        <w:t>siehe Abbildung 2 – Seite A-8</w:t>
+      </w:r>
+      <w:r>
+        <w:rPr>
+          <w:bCs/>
+          <w:i/>
+          <w:iCs/>
+        </w:rPr>
+        <w:t>)</w:t>
+      </w:r>
+      <w:r>
         <w:t>.</w:t>
       </w:r>
     </w:p>
@@ -4473,7 +4498,19 @@
         <w:rPr>
           <w:i/>
         </w:rPr>
-        <w:t>(siehe Quellenverzeichnis – Seite A3)</w:t>
+        <w:t>(siehe Quellenverzeichnis – Seite A</w:t>
+      </w:r>
+      <w:r>
+        <w:rPr>
+          <w:i/>
+        </w:rPr>
+        <w:t>-</w:t>
+      </w:r>
+      <w:r>
+        <w:rPr>
+          <w:i/>
+        </w:rPr>
+        <w:t>3)</w:t>
       </w:r>
       <w:r>
         <w:t>.</w:t>
@@ -4496,63 +4533,7 @@
         <w:rPr>
           <w:i/>
         </w:rPr>
-        <w:t>siehe</w:t>
-      </w:r>
-      <w:r>
-        <w:rPr>
-          <w:i/>
-        </w:rPr>
-        <w:t xml:space="preserve"> </w:t>
-      </w:r>
-      <w:r>
-        <w:rPr>
-          <w:i/>
-        </w:rPr>
-        <w:fldChar w:fldCharType="begin"/>
-      </w:r>
-      <w:r>
-        <w:rPr>
-          <w:i/>
-        </w:rPr>
-        <w:instrText xml:space="preserve"> REF _Ref164251584 \h </w:instrText>
-      </w:r>
-      <w:r>
-        <w:rPr>
-          <w:i/>
-        </w:rPr>
-      </w:r>
-      <w:r>
-        <w:rPr>
-          <w:i/>
-        </w:rPr>
-        <w:fldChar w:fldCharType="separate"/>
-      </w:r>
-      <w:r>
-        <w:t xml:space="preserve">Abbildung </w:t>
-      </w:r>
-      <w:r>
-        <w:rPr>
-          <w:noProof/>
-        </w:rPr>
-        <w:t>1</w:t>
-      </w:r>
-      <w:r>
-        <w:rPr>
-          <w:i/>
-        </w:rPr>
-        <w:fldChar w:fldCharType="end"/>
-      </w:r>
-      <w:r>
-        <w:rPr>
-          <w:i/>
-        </w:rPr>
-        <w:t xml:space="preserve"> – Seite A-</w:t>
-      </w:r>
-      <w:r>
-        <w:rPr>
-          <w:i/>
-        </w:rPr>
-        <w:t>3</w:t>
+        <w:t>siehe Abbildung 1 – Seite A-4</w:t>
       </w:r>
       <w:r>
         <w:t>)</w:t>
@@ -4706,7 +4687,13 @@
         <w:t>wird</w:t>
       </w:r>
       <w:r>
-        <w:t xml:space="preserve"> im Zeitraum vom 20.02.2024 bis zum 18.04.2024</w:t>
+        <w:t xml:space="preserve"> im Zeitraum vom 20.02.2024 bis zum 1</w:t>
+      </w:r>
+      <w:r>
+        <w:t>7</w:t>
+      </w:r>
+      <w:r>
+        <w:t>.04.2024</w:t>
       </w:r>
       <w:r>
         <w:t xml:space="preserve"> durchgeführt</w:t>
@@ -4798,7 +4785,19 @@
         <w:rPr>
           <w:i/>
         </w:rPr>
-        <w:t>(siehe Tabelle 1: Seite A-3)</w:t>
+        <w:t>(siehe Tabelle 1: Seite A-</w:t>
+      </w:r>
+      <w:r>
+        <w:rPr>
+          <w:i/>
+        </w:rPr>
+        <w:t>4</w:t>
+      </w:r>
+      <w:r>
+        <w:rPr>
+          <w:i/>
+        </w:rPr>
+        <w:t>)</w:t>
       </w:r>
       <w:r>
         <w:t xml:space="preserve">. </w:t>
@@ -5125,6 +5124,7 @@
         <w:t xml:space="preserve"> der Benutzer durch das Microsoft </w:t>
       </w:r>
       <w:hyperlink w:anchor="ActiveDirectory" w:history="1">
+        <w:proofErr w:type="spellStart"/>
         <w:r>
           <w:rPr>
             <w:rFonts w:ascii="Arial" w:hAnsi="Arial" w:cs="Arial"/>
@@ -5134,6 +5134,7 @@
           </w:rPr>
           <w:t>Active</w:t>
         </w:r>
+        <w:proofErr w:type="spellEnd"/>
         <w:r>
           <w:rPr>
             <w:rFonts w:ascii="Arial" w:hAnsi="Arial" w:cs="Arial"/>
@@ -5194,6 +5195,7 @@
         <w:t xml:space="preserve"> sich über das Microsoft </w:t>
       </w:r>
       <w:hyperlink w:anchor="ActiveDirectory" w:history="1">
+        <w:proofErr w:type="spellStart"/>
         <w:r>
           <w:rPr>
             <w:rStyle w:val="Hyperlink"/>
@@ -5209,6 +5211,7 @@
           </w:rPr>
           <w:t>Active</w:t>
         </w:r>
+        <w:proofErr w:type="spellEnd"/>
         <w:r>
           <w:rPr>
             <w:rStyle w:val="Hyperlink"/>
@@ -5671,17 +5674,65 @@
         <w:jc w:val="both"/>
       </w:pPr>
       <w:r>
-        <w:t xml:space="preserve">Die Software Sas2 dient der Erfassung aller Schäden an Straßeneinrichtungen. Dort werden alle Schäden, die an jeglichen Straßeneinrichtungen geschehen, dokumentiert. Auch werden durch diese Software die jeweiligen Rechnungen und Bescheide an die Verursacher versendet. Nach Beendigung der Erfassung und nachdem </w:t>
+        <w:t>Die Software Sas2 dient der Erfassung aller Schäden an Straßeneinrichtungen</w:t>
+      </w:r>
+      <w:r>
+        <w:t xml:space="preserve"> </w:t>
+      </w:r>
+      <w:r>
+        <w:rPr>
+          <w:i/>
+        </w:rPr>
+        <w:t>(siehe Abbildung 3 bis 8 – Seite A</w:t>
+      </w:r>
+      <w:r>
+        <w:rPr>
+          <w:i/>
+        </w:rPr>
+        <w:t>-</w:t>
+      </w:r>
+      <w:r>
+        <w:rPr>
+          <w:i/>
+        </w:rPr>
+        <w:t xml:space="preserve">8 </w:t>
+      </w:r>
+      <w:r>
+        <w:rPr>
+          <w:i/>
+        </w:rPr>
+        <w:t>bis</w:t>
+      </w:r>
+      <w:r>
+        <w:rPr>
+          <w:i/>
+        </w:rPr>
+        <w:t xml:space="preserve"> A</w:t>
+      </w:r>
+      <w:r>
+        <w:rPr>
+          <w:i/>
+        </w:rPr>
+        <w:t>-</w:t>
+      </w:r>
+      <w:r>
+        <w:rPr>
+          <w:i/>
+        </w:rPr>
+        <w:t>11)</w:t>
+      </w:r>
+      <w:r>
+        <w:t xml:space="preserve">. Dort werden alle Schäden, die an jeglichen Straßeneinrichtungen geschehen, dokumentiert. Auch werden durch diese Software die jeweiligen Rechnungen und Bescheide an die Verursacher versendet. Nach Beendigung der Erfassung und nachdem </w:t>
       </w:r>
       <w:r>
         <w:t xml:space="preserve">versenden der </w:t>
       </w:r>
       <w:r>
-        <w:t xml:space="preserve">Rechnung, wird der Schadensfall an SAP weitergeleitet, damit der Zahlungseingang korrekt gebucht werden kann. Falls notwendig, werden in der Software Beweise gesammelt und gespeichert, um diese für spätere Rückfragen schon bereit liegen zu haben. Es gibt insgesamt drei wichtige Bereiche innerhalb der Software. Dies ist die Erfassung des Schadens, der von den einzelnen Straßenmeistereien gemacht wird. Nachdem die Schadenserfassung vollständig abgeschlossen wurde, wird der </w:t>
+        <w:t xml:space="preserve">Rechnung, wird der Schadensfall an SAP weitergeleitet, damit der Zahlungseingang korrekt gebucht werden kann. Falls notwendig, werden in der Software Beweise gesammelt und gespeichert, um diese für spätere Rückfragen schon bereit liegen zu haben. Es gibt insgesamt drei wichtige Bereiche innerhalb der Software. Dies ist die Erfassung des </w:t>
       </w:r>
       <w:r>
         <w:lastRenderedPageBreak/>
-        <w:t xml:space="preserve">Fall an das Team der Schadensabteilung weitergeleitet, welche dann die Rechnungen schreiben. Beim Schreiben der Rechnungen gilt das </w:t>
+        <w:t xml:space="preserve">Schadens, der von den einzelnen Straßenmeistereien gemacht wird. Nachdem die Schadenserfassung vollständig abgeschlossen wurde, wird der Fall an das Team der Schadensabteilung weitergeleitet, welche dann die Rechnungen schreiben. Beim Schreiben der Rechnungen gilt das </w:t>
       </w:r>
       <w:r>
         <w:rPr>
@@ -5918,21 +5969,30 @@
         <w:jc w:val="both"/>
       </w:pPr>
       <w:r>
-        <w:t>Die Zeitplanung für das Projekt wurde gemäß dem Wasserfallmodell durchgeführt. Dies zeigt eine klare und strukturierte Umsetzung (</w:t>
+        <w:t xml:space="preserve">Die Zeitplanung für das Projekt wurde gemäß dem Wasserfallmodell durchgeführt. Dies zeigt eine klare und strukturierte Umsetzung </w:t>
       </w:r>
       <w:r>
         <w:rPr>
           <w:i/>
         </w:rPr>
-        <w:t>siehe</w:t>
-      </w:r>
-      <w:r>
-        <w:t xml:space="preserve"> </w:t>
+        <w:t>(</w:t>
       </w:r>
       <w:r>
         <w:rPr>
           <w:i/>
         </w:rPr>
+        <w:t xml:space="preserve">siehe </w:t>
+      </w:r>
+      <w:r>
+        <w:rPr>
+          <w:i/>
+        </w:rPr>
+        <w:t xml:space="preserve">Tabelle </w:t>
+      </w:r>
+      <w:r>
+        <w:rPr>
+          <w:i/>
+        </w:rPr>
         <w:t>4</w:t>
       </w:r>
       <w:r>
@@ -5948,7 +6008,13 @@
         <w:t>6</w:t>
       </w:r>
       <w:r>
-        <w:t>).</w:t>
+        <w:rPr>
+          <w:i/>
+        </w:rPr>
+        <w:t>)</w:t>
+      </w:r>
+      <w:r>
+        <w:t>.</w:t>
       </w:r>
       <w:r>
         <w:t xml:space="preserve"> Dabei wird es ermöglicht bei Fehlern in Tests nochmal einen Schritt zurückzugehen und den Fehler beheben.</w:t>
@@ -5979,7 +6045,15 @@
     </w:p>
     <w:p>
       <w:r>
-        <w:t xml:space="preserve">Risikoseitig wurden insbesondere drei Punkte betrachtet: erstens die technische Abhängigkeit von Active-Directory und Gruppenauflösung, zweitens die </w:t>
+        <w:t xml:space="preserve">Risikoseitig wurden insbesondere drei Punkte betrachtet: erstens die technische Abhängigkeit von </w:t>
+      </w:r>
+      <w:proofErr w:type="spellStart"/>
+      <w:r>
+        <w:t>Active</w:t>
+      </w:r>
+      <w:proofErr w:type="spellEnd"/>
+      <w:r>
+        <w:t xml:space="preserve">-Directory und Gruppenauflösung, zweitens die </w:t>
       </w:r>
       <w:r>
         <w:rPr>
@@ -6003,7 +6077,11 @@
         <w:t>Referenzabfragen</w:t>
       </w:r>
       <w:r>
-        <w:t xml:space="preserve">. Für jedes Risiko wurden Gegenmaßnahmen festgelegt, zum Beispiel zusätzliche Validierungen, reproduzierbare Testfälle und die Nutzung von </w:t>
+        <w:t xml:space="preserve">. Für jedes Risiko wurden </w:t>
+      </w:r>
+      <w:r>
+        <w:lastRenderedPageBreak/>
+        <w:t xml:space="preserve">Gegenmaßnahmen festgelegt, zum Beispiel zusätzliche Validierungen, reproduzierbare Testfälle und die Nutzung von </w:t>
       </w:r>
       <w:r>
         <w:rPr>
@@ -6015,11 +6093,7 @@
         <w:t>Dummy-Benutzern</w:t>
       </w:r>
       <w:r>
-        <w:t xml:space="preserve"> für Entkopplungstests. Diese Maßnahmen konnten das Projektrisiko deutlich reduzieren. Gleichzeitig wurde transparent dokumentiert, </w:t>
-      </w:r>
-      <w:r>
-        <w:lastRenderedPageBreak/>
-        <w:t>welche Restaufgaben nicht mehr innerhalb der verfügbaren Projektzeit abgeschlossen werden konnten.</w:t>
+        <w:t xml:space="preserve"> für Entkopplungstests. Diese Maßnahmen konnten das Projektrisiko deutlich reduzieren. Gleichzeitig wurde transparent dokumentiert, welche Restaufgaben nicht mehr innerhalb der verfügbaren Projektzeit abgeschlossen werden konnten.</w:t>
       </w:r>
     </w:p>
     <w:p>
@@ -6032,6 +6106,7 @@
         <w:t>Die Projektorganisation wurde so aufgebaut, dass fachliche und technische Entscheidungen früh abgestimmt werden konnten. Fachliche Rückfragen wurden direkt mit der Projektbetreuung geklärt, während technische Umsetzungen in kurzen Entwicklungszyklen umgesetzt und anschließend überprüft wurden. Dieses Vorgehen war für den engen Zeitrahmen entscheidend, weil dadurch Fehlentwicklungen früh erkannt wurden. Statt erst am Projektende größere Korrekturen durchzuführen, konnten Anpassungen laufend vorgenommen werden. Dadurch blieb der Projektfortschritt trotz technischer Herausforderungen insgesamt stabil und planbar.</w:t>
       </w:r>
     </w:p>
+    <w:p/>
     <w:p>
       <w:pPr>
         <w:pStyle w:val="berschrift1"/>
@@ -6173,6 +6248,7 @@
       <w:r>
         <w:t xml:space="preserve">Es wurde sich aufgrund von teuren Lizenzmodellen von Microsoft SQL-Server für die </w:t>
       </w:r>
+      <w:proofErr w:type="spellStart"/>
       <w:r>
         <w:rPr>
           <w:b/>
@@ -6182,6 +6258,7 @@
         </w:rPr>
         <w:t>OpenSource</w:t>
       </w:r>
+      <w:proofErr w:type="spellEnd"/>
       <w:r>
         <w:t xml:space="preserve"> Variante PostgreSQL entschieden. </w:t>
       </w:r>
@@ -6234,38 +6311,22 @@
         <w:t xml:space="preserve"> die Wartbarkeit und die Aktualisierung der Datensätze erheblich.</w:t>
       </w:r>
       <w:r>
-        <w:t xml:space="preserve"> Diese PostgreSQL-Datenbank dient in erster Linie für die Testzwecke. Für die spätere Produktivumgebung wird es eine neue saubere PostgreSQL-Datenbank geben. Wenn im späteren Verlauf von der Datenbank die Rede ist, ist damit diese Dummy-Datenbank gemeint. (</w:t>
+        <w:t xml:space="preserve"> Diese PostgreSQL-Datenbank dient in erster Linie für die Testzwecke</w:t>
+      </w:r>
+      <w:r>
+        <w:t xml:space="preserve"> </w:t>
       </w:r>
       <w:r>
         <w:rPr>
           <w:i/>
         </w:rPr>
-        <w:t xml:space="preserve">siehe Abbildung </w:t>
-      </w:r>
-      <w:r>
-        <w:rPr>
-          <w:i/>
-        </w:rPr>
-        <w:t>2</w:t>
-      </w:r>
-      <w:r>
-        <w:rPr>
-          <w:i/>
-        </w:rPr>
-        <w:t xml:space="preserve"> – Seite A-</w:t>
-      </w:r>
-      <w:r>
-        <w:rPr>
-          <w:i/>
-        </w:rPr>
-        <w:t>7)</w:t>
-      </w:r>
-    </w:p>
-    <w:p>
-      <w:pPr>
-        <w:pStyle w:val="KeinLeerraum"/>
-      </w:pPr>
-    </w:p>
+        <w:t>(siehe ER-Diagramm – Seite A-19)</w:t>
+      </w:r>
+      <w:r>
+        <w:t>. Für die spätere Produktivumgebung wird es eine neue saubere PostgreSQL-Datenbank geben. Wenn im späteren Verlauf von der Datenbank die Rede ist, ist damit diese Dummy-Datenbank gemeint.</w:t>
+      </w:r>
+    </w:p>
+    <w:p/>
     <w:p>
       <w:pPr>
         <w:pStyle w:val="berschrift2"/>
@@ -6341,57 +6402,74 @@
       </w:r>
       <w:bookmarkEnd w:id="34"/>
       <w:r>
-        <w:t xml:space="preserve"> (</w:t>
+        <w:t xml:space="preserve"> </w:t>
       </w:r>
       <w:r>
         <w:rPr>
           <w:i/>
         </w:rPr>
-        <w:t xml:space="preserve">siehe Abbildung </w:t>
+        <w:t>(s</w:t>
       </w:r>
       <w:r>
         <w:rPr>
           <w:i/>
         </w:rPr>
-        <w:t>11</w:t>
-      </w:r>
-      <w:r>
+        <w:t>iehe Abbildung 9 – Seite A-11)</w:t>
+      </w:r>
+    </w:p>
+    <w:p>
+      <w:r>
+        <w:t xml:space="preserve">Nach dem </w:t>
+      </w:r>
+      <w:r>
+        <w:t xml:space="preserve">erstellen der </w:t>
+      </w:r>
+      <w:r>
+        <w:t xml:space="preserve">statische Login-Seite, wurde die Logik für die Rechte-Prüfung implementiert und an unser bestehendes </w:t>
+      </w:r>
+      <w:proofErr w:type="spellStart"/>
+      <w:r>
+        <w:t>Active</w:t>
+      </w:r>
+      <w:proofErr w:type="spellEnd"/>
+      <w:r>
+        <w:t>-Directory angebunden.</w:t>
+      </w:r>
+      <w:r>
+        <w:t xml:space="preserve"> Dies dient der einfacheren Rechteverwaltung in der Anwendung.</w:t>
+      </w:r>
+      <w:r>
+        <w:t xml:space="preserve"> Außerdem wurde die Möglichkeit geschaffen sich mit Dummy-Daten anzumelden</w:t>
+      </w:r>
+      <w:r>
+        <w:t xml:space="preserve">. </w:t>
+      </w:r>
+      <w:r>
+        <w:t xml:space="preserve">Die Möglichkeit, der Anmeldung mit Dummy-Daten wurde nach den Testzwecken wieder entfernt, damit nicht unbefugte Personen Zugriff auf die Webanwendung haben. </w:t>
+      </w:r>
+      <w:r>
+        <w:t xml:space="preserve">Beim Login wird geprüft, ob der Benutzer im AD existiert, ein gültiges Kennwort hat, der letzte Login nicht älter wie 6 Monate alt ist, und in der Gruppe „SaS3-Alle“ ist. Jeder der in der Gruppe „SaS3-Alle“ ist erhält die Berechtigung die Anwendung zu öffnen, jedoch </w:t>
+      </w:r>
+      <w:r>
+        <w:lastRenderedPageBreak/>
+        <w:t>können nur Gruppenmitglieder der Gruppe „SaS3-Admin“ Administrationsaufgaben machen. Wenn man in der Gruppe „SaS3-Bearbeiter“ ist kann man auch die Rechnungen erstellen und einen Schadensfall als abgeschlossen kennzeichnen.</w:t>
+      </w:r>
+    </w:p>
+    <w:p/>
+    <w:p>
+      <w:pPr>
         <w:rPr>
           <w:i/>
         </w:rPr>
-        <w:t xml:space="preserve"> – Seite A-</w:t>
+      </w:pPr>
+      <w:r>
+        <w:t xml:space="preserve">Nach dem Login sieht jeder Erfasser eine Tabelle mit allen Schadensfällen, die noch nicht abgeschlossen, oder die noch in seiner Verantwortung liegen </w:t>
       </w:r>
       <w:r>
         <w:rPr>
           <w:i/>
         </w:rPr>
-        <w:t>12)</w:t>
-      </w:r>
-    </w:p>
-    <w:p>
-      <w:r>
-        <w:t xml:space="preserve">Nach dem </w:t>
-      </w:r>
-      <w:r>
-        <w:t xml:space="preserve">erstellen der </w:t>
-      </w:r>
-      <w:r>
-        <w:t>statische Login-Seite, wurde die Logik für die Rechte-Prüfung implementiert und an unser bestehendes Active-Directory angebunden.</w:t>
-      </w:r>
-      <w:r>
-        <w:t xml:space="preserve"> Dies dient der einfacheren Rechteverwaltung in der Anwendung.</w:t>
-      </w:r>
-      <w:r>
-        <w:t xml:space="preserve"> Außerdem wurde die Möglichkeit geschaffen sich mit Dummy-Daten anzumelden</w:t>
-      </w:r>
-      <w:r>
-        <w:t xml:space="preserve">. </w:t>
-      </w:r>
-      <w:r>
-        <w:t xml:space="preserve">Die Möglichkeit, der Anmeldung mit Dummy-Daten wurde nach den Testzwecken wieder entfernt, damit nicht unbefugte Personen Zugriff auf die Webanwendung haben. </w:t>
-      </w:r>
-      <w:r>
-        <w:t>Beim Login wird geprüft, ob der Benutzer im AD existiert, ein gültiges Kennwort hat, der letzte Login nicht älter wie 6 Monate alt ist, und in der Gruppe „SaS3-Alle“ ist. Jeder der in der Gruppe „SaS3-Alle“ ist erhält die Berechtigung die Anwendung zu öffnen, jedoch können nur Gruppenmitglieder der Gruppe „SaS3-Admin“ Administrationsaufgaben machen. Wenn man in der Gruppe „SaS3-Bearbeiter“ ist kann man auch die Rechnungen erstellen und einen Schadensfall als abgeschlossen kennzeichnen.</w:t>
+        <w:t>(siehe Abbildung 10 – Seite A-12).</w:t>
       </w:r>
     </w:p>
     <w:p>
@@ -6399,9 +6477,6 @@
         <w:spacing w:after="160"/>
         <w:jc w:val="left"/>
       </w:pPr>
-      <w:r>
-        <w:br w:type="page"/>
-      </w:r>
     </w:p>
     <w:p>
       <w:pPr>
@@ -6410,7 +6485,6 @@
       <w:bookmarkStart w:id="35" w:name="_Toc162180039"/>
       <w:bookmarkStart w:id="36" w:name="_Toc227055506"/>
       <w:r>
-        <w:lastRenderedPageBreak/>
         <w:t xml:space="preserve">3.3 </w:t>
       </w:r>
       <w:bookmarkEnd w:id="35"/>
@@ -6479,22 +6553,70 @@
         <w:t>Software SaS2 übernommen und in dem Corporate Design des LBM umgesetzt.</w:t>
       </w:r>
       <w:r>
-        <w:t xml:space="preserve"> Beim speichern des Schadensfalls werden die Daten in die SaS3 Datenbank geschrieben.</w:t>
-      </w:r>
-      <w:r>
-        <w:t xml:space="preserve"> (</w:t>
+        <w:t xml:space="preserve"> Beim speichern des Schadensfalls werden die Daten in die SaS3 Datenbank geschrieben</w:t>
       </w:r>
       <w:r>
         <w:rPr>
           <w:i/>
-        </w:rPr>
-        <w:t>siehe Abbildung XX – Seite A-XX</w:t>
+          <w:iCs/>
+        </w:rPr>
+        <w:t xml:space="preserve"> </w:t>
       </w:r>
       <w:r>
         <w:rPr>
           <w:i/>
+          <w:iCs/>
+        </w:rPr>
+        <w:t>(siehe Abbildung 11</w:t>
+      </w:r>
+      <w:r>
+        <w:rPr>
+          <w:i/>
+          <w:iCs/>
+        </w:rPr>
+        <w:t xml:space="preserve"> bis 1</w:t>
+      </w:r>
+      <w:r>
+        <w:rPr>
+          <w:i/>
+          <w:iCs/>
+        </w:rPr>
+        <w:t>5</w:t>
+      </w:r>
+      <w:r>
+        <w:rPr>
+          <w:i/>
+          <w:iCs/>
+        </w:rPr>
+        <w:t xml:space="preserve"> – Seite A-12</w:t>
+      </w:r>
+      <w:r>
+        <w:rPr>
+          <w:i/>
+          <w:iCs/>
+        </w:rPr>
+        <w:t xml:space="preserve"> bis A-1</w:t>
+      </w:r>
+      <w:r>
+        <w:rPr>
+          <w:i/>
+          <w:iCs/>
+        </w:rPr>
+        <w:t>4</w:t>
+      </w:r>
+      <w:r>
+        <w:rPr>
+          <w:i/>
+          <w:iCs/>
         </w:rPr>
         <w:t>)</w:t>
+      </w:r>
+      <w:r>
+        <w:rPr>
+          <w:i/>
+          <w:iCs/>
+        </w:rPr>
+        <w:t>.</w:t>
       </w:r>
     </w:p>
     <w:p>
@@ -6557,6 +6679,11 @@
     </w:tbl>
     <w:p/>
     <w:p>
+      <w:pPr>
+        <w:rPr>
+          <w:i/>
+        </w:rPr>
+      </w:pPr>
       <w:r>
         <w:t xml:space="preserve">Nun wird der </w:t>
       </w:r>
@@ -6627,13 +6754,37 @@
         <w:t>müssen</w:t>
       </w:r>
       <w:r>
+        <w:t xml:space="preserve"> </w:t>
+      </w:r>
+      <w:r>
+        <w:rPr>
+          <w:i/>
+        </w:rPr>
+        <w:t>(siehe Abbildung 15 – Seite A-14)</w:t>
+      </w:r>
+      <w:r>
         <w:t>.</w:t>
       </w:r>
       <w:r>
         <w:t xml:space="preserve"> Dieser Katalog muss immer aktualisiert und erweitert werden, damit die Kosten in korrekter weise berechnet werden.</w:t>
       </w:r>
       <w:r>
-        <w:t xml:space="preserve"> Die Aktualisierung des Katalogs obliegt dem Schadensteam. Diese haben durch die Rechteverwaltung auch die Möglichkeit eben solche Tätigkeiten auszuführen.</w:t>
+        <w:t xml:space="preserve"> Die Aktualisierung des Katalogs obliegt dem Schadensteam. Diese haben durch die Rechteverwaltung auch die Möglichkeit eben solche Tätigkeiten auszuführen</w:t>
+      </w:r>
+      <w:r>
+        <w:t xml:space="preserve"> </w:t>
+      </w:r>
+      <w:r>
+        <w:rPr>
+          <w:i/>
+        </w:rPr>
+        <w:t>(siehe Abbildung 18 bis 20 – Seite A-16 bis A-17)</w:t>
+      </w:r>
+      <w:r>
+        <w:rPr>
+          <w:i/>
+        </w:rPr>
+        <w:t>.</w:t>
       </w:r>
     </w:p>
     <w:p/>
@@ -6793,7 +6944,11 @@
         <w:t xml:space="preserve">. </w:t>
       </w:r>
       <w:r>
-        <w:t>Der zuständige Sachbearbeiter muss seine zugehörigen Fälle durchschauen. Im Anschluss daran stellt er die Rechnung aus und gibt die Rechnung an den Verursacher weiter. Bei komplizierteren Fällen können diese an die Leitung des Schadensteam geschickt werden. Die Leitung kann den Schadensfall genaus</w:t>
+        <w:t xml:space="preserve">Der zuständige Sachbearbeiter muss seine zugehörigen Fälle durchschauen. Im Anschluss daran stellt er die Rechnung aus und gibt die Rechnung an den Verursacher weiter. Bei komplizierteren Fällen können diese an die Leitung des </w:t>
+      </w:r>
+      <w:r>
+        <w:lastRenderedPageBreak/>
+        <w:t>Schadensteam geschickt werden. Die Leitung kann den Schadensfall genaus</w:t>
       </w:r>
       <w:r>
         <w:t>o</w:t>
@@ -6826,16 +6981,12 @@
         <w:spacing w:after="160"/>
         <w:jc w:val="left"/>
       </w:pPr>
-      <w:r>
-        <w:br w:type="page"/>
-      </w:r>
     </w:p>
     <w:p>
       <w:pPr>
         <w:pStyle w:val="berschrift2"/>
       </w:pPr>
       <w:r>
-        <w:lastRenderedPageBreak/>
         <w:t>3.</w:t>
       </w:r>
       <w:r>
@@ -6919,6 +7070,16 @@
       <w:r>
         <w:t>Die Schichtentrennung hat sich in der Projektdurchführung besonders bei der Fehlersuche bewährt. Darstellungsfehler konnten unabhängig von fachlichen Prüfregeln behandelt werden. Gleichzeitig blieb die zentrale Regelprüfung konsistent, unabhängig davon, über welche Maske ein Vorgang ausgelöst wurde.</w:t>
       </w:r>
+      <w:r>
+        <w:t xml:space="preserve"> </w:t>
+      </w:r>
+      <w:r>
+        <w:rPr>
+          <w:i/>
+          <w:iCs/>
+        </w:rPr>
+        <w:t>(siehe UML-Diagramm – Seite A-18)</w:t>
+      </w:r>
     </w:p>
     <w:p/>
     <w:p>
@@ -6939,9 +7100,23 @@
       </w:r>
     </w:p>
     <w:p>
+      <w:pPr>
+        <w:rPr>
+          <w:i/>
+        </w:rPr>
+      </w:pPr>
       <w:r>
         <w:t>Die Anmeldung erfolgt benutzerbasiert mit Passwortprüfung und anschließender rollenbasierter Rechteauflösung. Für AD-Benutzer werden Gruppeninformationen ausgewertet und daraus Berechtigungen abgeleitet. Zusätzlich wurden Dummy-Benutzer für reproduzierbare Tests verwendet.</w:t>
       </w:r>
+      <w:r>
+        <w:t xml:space="preserve"> </w:t>
+      </w:r>
+      <w:r>
+        <w:rPr>
+          <w:i/>
+        </w:rPr>
+        <w:t>(siehe Abbildung 17 – Seite A-15)</w:t>
+      </w:r>
     </w:p>
     <w:p>
       <w:r>
@@ -6992,6 +7167,7 @@
         <w:pStyle w:val="berschrift3"/>
       </w:pPr>
       <w:r>
+        <w:lastRenderedPageBreak/>
         <w:t>3.7.5 Katalogfunktionen und Kostenberechnung</w:t>
       </w:r>
     </w:p>
@@ -7001,9 +7177,23 @@
       </w:r>
     </w:p>
     <w:p>
+      <w:pPr>
+        <w:rPr>
+          <w:i/>
+        </w:rPr>
+      </w:pPr>
       <w:r>
         <w:t>Die Katalogpflege erfolgt über administrative Funktionen mit Berechtigungsprüfung. Einträge können angelegt, geändert und deaktiviert werden, ohne dass Quellcode angepasst werden muss. Das reduziert den Wartungsaufwand und erhöht die fachliche Flexibilität.</w:t>
       </w:r>
+      <w:r>
+        <w:t xml:space="preserve"> Das Schadensteam kann darf alle Kataloge Bearbeiten </w:t>
+      </w:r>
+      <w:r>
+        <w:rPr>
+          <w:i/>
+        </w:rPr>
+        <w:t>(siehe Abbildung 18 bis 20 – Seite A-16 bis A-17).</w:t>
+      </w:r>
     </w:p>
     <w:p/>
     <w:p>
@@ -7011,8 +7201,75 @@
         <w:pStyle w:val="berschrift3"/>
       </w:pPr>
       <w:r>
-        <w:lastRenderedPageBreak/>
-        <w:t>3.7.6 Technische Grenzen im Projektzeitraum</w:t>
+        <w:t>3.7.6 Administrative Funktionen</w:t>
+      </w:r>
+    </w:p>
+    <w:p>
+      <w:pPr>
+        <w:rPr>
+          <w:i/>
+        </w:rPr>
+      </w:pPr>
+      <w:r>
+        <w:t xml:space="preserve">Die zusätzlichen Funktionen für den Administrator werden neben den normalen Funktionen für den Schadensteammitarbeiter angezeigt. </w:t>
+      </w:r>
+      <w:r>
+        <w:rPr>
+          <w:i/>
+        </w:rPr>
+        <w:t>(siehe Abbildung 16 – Seite A-15)</w:t>
+      </w:r>
+    </w:p>
+    <w:p>
+      <w:pPr>
+        <w:rPr>
+          <w:i/>
+        </w:rPr>
+      </w:pPr>
+      <w:r>
+        <w:t xml:space="preserve">Der Administrator kann zusätzlich noch die Rechtevergabe ändern </w:t>
+      </w:r>
+      <w:r>
+        <w:rPr>
+          <w:i/>
+        </w:rPr>
+        <w:t>(siehe Abbildung 17 – Seite A-15)</w:t>
+      </w:r>
+      <w:r>
+        <w:t xml:space="preserve"> und eine Datenbankverbinden </w:t>
+      </w:r>
+      <w:r>
+        <w:rPr>
+          <w:i/>
+        </w:rPr>
+        <w:t>(siehe Abbildung</w:t>
+      </w:r>
+      <w:r>
+        <w:rPr>
+          <w:i/>
+        </w:rPr>
+        <w:t xml:space="preserve"> 21</w:t>
+      </w:r>
+      <w:r>
+        <w:rPr>
+          <w:i/>
+        </w:rPr>
+        <w:t xml:space="preserve"> – Seite A-17).</w:t>
+      </w:r>
+    </w:p>
+    <w:p/>
+    <w:p>
+      <w:pPr>
+        <w:pStyle w:val="berschrift3"/>
+      </w:pPr>
+      <w:r>
+        <w:t>3.7.</w:t>
+      </w:r>
+      <w:r>
+        <w:t>7</w:t>
+      </w:r>
+      <w:r>
+        <w:t xml:space="preserve"> Technische Grenzen im Projektzeitraum</w:t>
       </w:r>
     </w:p>
     <w:p>
@@ -7188,7 +7445,25 @@
         <w:t>Anwendung mit AD-Benutzern zuzugreifen</w:t>
       </w:r>
       <w:r>
+        <w:t xml:space="preserve"> und die Datenbankverbindung wurde nicht korrekt konfiguriert </w:t>
+      </w:r>
+      <w:r>
+        <w:rPr>
+          <w:i/>
+        </w:rPr>
+        <w:t>(siehe Abbildung 22 – Seite A-18)</w:t>
+      </w:r>
+      <w:r>
         <w:t>.</w:t>
+      </w:r>
+      <w:r>
+        <w:t xml:space="preserve"> </w:t>
+      </w:r>
+      <w:r>
+        <w:rPr>
+          <w:i/>
+        </w:rPr>
+        <w:t>(siehe Prüfprotokoll – Seite A-37)</w:t>
       </w:r>
     </w:p>
     <w:p>
@@ -7324,6 +7599,7 @@
         <w:jc w:val="both"/>
       </w:pPr>
       <w:r>
+        <w:lastRenderedPageBreak/>
         <w:t>Das Ergebnis des ersten Tests war nicht wie erwartet, da dort die KBA-Prüfung nicht korrekt in der Datenbank abgefragt wurde. Dadurch konnte nicht eindeutig zugeordnet werden.</w:t>
       </w:r>
     </w:p>
@@ -7340,6 +7616,18 @@
       </w:pPr>
       <w:r>
         <w:t>Beim zweiten Test war das Ergebnis dann wie erwartet und die KBA-Prüfung war wie erwartet.</w:t>
+      </w:r>
+      <w:r>
+        <w:t xml:space="preserve"> </w:t>
+      </w:r>
+      <w:r>
+        <w:t>(siehe Prüfprotokoll – Seite A-3</w:t>
+      </w:r>
+      <w:r>
+        <w:t>9</w:t>
+      </w:r>
+      <w:r>
+        <w:t>)</w:t>
       </w:r>
     </w:p>
     <w:p>
@@ -7416,7 +7704,13 @@
         <w:t>-</w:t>
       </w:r>
       <w:r>
-        <w:t>Katalog korrekt geladen wird und auch beim auswählen einer Position auch alle Kosten korrekt berechnet werden.</w:t>
+        <w:t xml:space="preserve">Katalog korrekt geladen wird und auch beim </w:t>
+      </w:r>
+      <w:r>
+        <w:t>Auswählen</w:t>
+      </w:r>
+      <w:r>
+        <w:t xml:space="preserve"> einer Position auch alle Kosten korrekt berechnet werden.</w:t>
       </w:r>
     </w:p>
     <w:p>
@@ -7488,11 +7782,7 @@
         <w:jc w:val="both"/>
       </w:pPr>
       <w:r>
-        <w:t xml:space="preserve">Es wurde sich als Schadenserfasser angemeldet und ein neuer Schadensfall angelegt. Nach Abschluss des Anlegens wurde dieser an das Schadensteam weitergeleitet. Im Anschluss </w:t>
-      </w:r>
-      <w:r>
-        <w:lastRenderedPageBreak/>
-        <w:t>wurde sich als Schadensteam-Mitarbeiter angemeldet und geprüft, ob dieser dann auch dort angezeigt wird.</w:t>
+        <w:t>Es wurde sich als Schadenserfasser angemeldet und ein neuer Schadensfall angelegt. Nach Abschluss des Anlegens wurde dieser an das Schadensteam weitergeleitet. Im Anschluss wurde sich als Schadensteam-Mitarbeiter angemeldet und geprüft, ob dieser dann auch dort angezeigt wird.</w:t>
       </w:r>
     </w:p>
     <w:p>
@@ -7578,6 +7868,11 @@
     </w:p>
     <w:p>
       <w:pPr>
+        <w:pStyle w:val="KeinLeerraum"/>
+      </w:pPr>
+    </w:p>
+    <w:p>
+      <w:pPr>
         <w:pStyle w:val="berschrift2"/>
       </w:pPr>
       <w:r>
@@ -7710,6 +8005,7 @@
         <w:pStyle w:val="berschrift3"/>
       </w:pPr>
       <w:r>
+        <w:lastRenderedPageBreak/>
         <w:t>4.6.3 Betriebsaspekte und Wartbarkeit</w:t>
       </w:r>
     </w:p>
@@ -7722,9 +8018,11 @@
       <w:r>
         <w:t xml:space="preserve">Insgesamt zeigt die erweiterte Betrachtung, dass der umgesetzte Kern fachlich nutzbar und technisch ausbaufähig ist. Offene Anforderungen sind klar dokumentiert und für die nächste Ausbaustufe </w:t>
       </w:r>
+      <w:proofErr w:type="spellStart"/>
       <w:r>
         <w:t>priorisierbar</w:t>
       </w:r>
+      <w:proofErr w:type="spellEnd"/>
       <w:r>
         <w:t>.</w:t>
       </w:r>
@@ -7851,7 +8149,6 @@
     </w:p>
     <w:p>
       <w:r>
-        <w:lastRenderedPageBreak/>
         <w:t>Die</w:t>
       </w:r>
       <w:r>
@@ -7867,7 +8164,19 @@
         <w:rPr>
           <w:i/>
         </w:rPr>
-        <w:t>(siehe Anhang – Seite XX)</w:t>
+        <w:t xml:space="preserve">(siehe Anhang – Seite </w:t>
+      </w:r>
+      <w:r>
+        <w:rPr>
+          <w:i/>
+        </w:rPr>
+        <w:t>A-26</w:t>
+      </w:r>
+      <w:r>
+        <w:rPr>
+          <w:i/>
+        </w:rPr>
+        <w:t>)</w:t>
       </w:r>
       <w:r>
         <w:t>. Ebenso ist die Dokumentation zur Bedienung der Software für einen Anwender im Anhang hinterlegt</w:t>
@@ -7879,13 +8188,33 @@
         <w:rPr>
           <w:i/>
         </w:rPr>
-        <w:t>(siehe Anhang – Seite XX)</w:t>
+        <w:t xml:space="preserve">(siehe Anhang – Seite </w:t>
+      </w:r>
+      <w:r>
+        <w:rPr>
+          <w:i/>
+        </w:rPr>
+        <w:t>A-20</w:t>
+      </w:r>
+      <w:r>
+        <w:rPr>
+          <w:i/>
+        </w:rPr>
+        <w:t>)</w:t>
       </w:r>
       <w:r>
         <w:t>.</w:t>
       </w:r>
       <w:r>
-        <w:t xml:space="preserve"> Da im LBM alle Dokumentationen nur noch im eigenen Wiki-System gehalten werden, sind diese als Markdown formatiert und weißen nicht die Standardformatierung von Textdokumenten auf.</w:t>
+        <w:t xml:space="preserve"> Da im LBM alle Dokumentationen nur noch im eigenen Wiki-System gehalten werden, sind diese als </w:t>
+      </w:r>
+      <w:proofErr w:type="spellStart"/>
+      <w:r>
+        <w:t>Markdown</w:t>
+      </w:r>
+      <w:proofErr w:type="spellEnd"/>
+      <w:r>
+        <w:t xml:space="preserve"> formatiert und weißen nicht die Standardformatierung von Textdokumenten auf.</w:t>
       </w:r>
     </w:p>
     <w:p/>
@@ -7945,7 +8274,23 @@
     <w:p/>
     <w:p>
       <w:r>
-        <w:t>Der Soll-Ist-Vergleich wurde anhand der implementierten Funktionen im Quellcode durchgeführt (server.mjs, src/create-damage-case.js und zugehörige Oberflächen).</w:t>
+        <w:t>Der Soll-Ist-Vergleich wurde anhand der implementierten Funktionen im Quellcode durchgeführt (</w:t>
+      </w:r>
+      <w:proofErr w:type="spellStart"/>
+      <w:r>
+        <w:t>server.mjs</w:t>
+      </w:r>
+      <w:proofErr w:type="spellEnd"/>
+      <w:r>
+        <w:t xml:space="preserve">, </w:t>
+      </w:r>
+      <w:proofErr w:type="spellStart"/>
+      <w:r>
+        <w:t>src</w:t>
+      </w:r>
+      <w:proofErr w:type="spellEnd"/>
+      <w:r>
+        <w:t>/create-damage-case.js und zugehörige Oberflächen).</w:t>
       </w:r>
     </w:p>
     <w:p>
@@ -7960,7 +8305,15 @@
         <w:tab/>
       </w:r>
       <w:r>
-        <w:t>Login mit Active-Directory-Anbindung und Passwortprüfung.</w:t>
+        <w:t xml:space="preserve">Login mit </w:t>
+      </w:r>
+      <w:proofErr w:type="spellStart"/>
+      <w:r>
+        <w:t>Active</w:t>
+      </w:r>
+      <w:proofErr w:type="spellEnd"/>
+      <w:r>
+        <w:t>-Directory-Anbindung und Passwortprüfung.</w:t>
       </w:r>
     </w:p>
     <w:p>
@@ -8081,6 +8434,21 @@
       </w:r>
       <w:r>
         <w:t>Im Quellcode ist keine technische SAP-Integration vorhanden (keine SAP-API-Anbindung, kein Übergabeprozess, keine Rückmeldung zum Zahlungseingang). Diese Anforderung wurde in eine spätere Ausbaustufe verschoben.</w:t>
+      </w:r>
+    </w:p>
+    <w:p/>
+    <w:p>
+      <w:pPr>
+        <w:rPr>
+          <w:i/>
+        </w:rPr>
+      </w:pPr>
+      <w:r>
+        <w:rPr>
+          <w:i/>
+        </w:rPr>
+        <w:lastRenderedPageBreak/>
+        <w:t>(siehe Tabelle 3 – Seite A-6)</w:t>
       </w:r>
     </w:p>
     <w:p/>
@@ -8167,6 +8535,20 @@
     <w:p/>
     <w:p>
       <w:pPr>
+        <w:rPr>
+          <w:i/>
+        </w:rPr>
+      </w:pPr>
+      <w:r>
+        <w:rPr>
+          <w:i/>
+        </w:rPr>
+        <w:t>(siehe Abbildung 23 – A-41)</w:t>
+      </w:r>
+    </w:p>
+    <w:p/>
+    <w:p>
+      <w:pPr>
         <w:pStyle w:val="berschrift2"/>
       </w:pPr>
       <w:bookmarkStart w:id="62" w:name="_Toc227055531"/>
@@ -8310,67 +8692,62 @@
         <w:t>Meilenstein-Reporting</w:t>
       </w:r>
       <w:r>
-        <w:t xml:space="preserve"> empfohlen, um die offenen Anforderungen Dateiupload und SAP-Schnittstelle planbar zu realisieren. Jeder Meilenstein soll einen klaren fachlichen Scope, eine technische </w:t>
+        <w:t xml:space="preserve"> empfohlen, um die offenen Anforderungen Dateiupload und SAP-Schnittstelle planbar zu realisieren. Jeder Meilenstein soll einen klaren fachlichen </w:t>
+      </w:r>
+      <w:proofErr w:type="spellStart"/>
+      <w:r>
+        <w:t>Scope</w:t>
+      </w:r>
+      <w:proofErr w:type="spellEnd"/>
+      <w:r>
+        <w:t xml:space="preserve">, eine technische </w:t>
       </w:r>
       <w:r>
         <w:rPr>
           <w:b/>
           <w:i/>
         </w:rPr>
-        <w:t>Definition of Done</w:t>
-      </w:r>
+        <w:t xml:space="preserve">Definition </w:t>
+      </w:r>
+      <w:proofErr w:type="spellStart"/>
+      <w:r>
+        <w:rPr>
+          <w:b/>
+          <w:i/>
+        </w:rPr>
+        <w:t>of</w:t>
+      </w:r>
+      <w:proofErr w:type="spellEnd"/>
+      <w:r>
+        <w:rPr>
+          <w:b/>
+          <w:i/>
+        </w:rPr>
+        <w:t xml:space="preserve"> </w:t>
+      </w:r>
+      <w:proofErr w:type="spellStart"/>
+      <w:r>
+        <w:rPr>
+          <w:b/>
+          <w:i/>
+        </w:rPr>
+        <w:t>Done</w:t>
+      </w:r>
+      <w:proofErr w:type="spellEnd"/>
       <w:r>
         <w:t xml:space="preserve"> sowie ein dokumentiertes Testergebnis enthalten. Zusätzlich sollten Abhängigkeiten zwischen Fachbereich, Entwicklung und Betrieb transparent aufgeführt werden. Durch diese Struktur kann früh erkannt werden, ob sich kritische Pfade verschieben, und es können rechtzeitig Gegenmaßnahmen eingeleitet werden. Das reduziert die Gefahr, dass Integrationsaufgaben erneut in den Projektabschluss rutschen.</w:t>
       </w:r>
     </w:p>
     <w:p>
       <w:r>
-        <w:t>Ergänzend ist eine regelmäßige Fortschrittsbewertung sinnvoll, bei der Aufwand, Risiken und Qualitätsstand je Teilfunktion bewertet werden. Dabei sollte nicht nur der Entwicklungsstand betrachtet werden, sondern auch die Betriebsreife, zum Beispiel Protokollierung, Fehlerbehandlung, Berechtigungskonzept und Abnahmefähigkeit. Ein einheitliches Bewertungsraster unterstützt die Vergleichbarkeit über mehrere Iterationen hinweg und erleichtert die Priorisierung bei begrenzten Ressourcen. Auf diese Weise bleibt der bereits erreichte Kernprozess stabil, während Erweiterungen kontrolliert und nachvollziehbar ergänzt werden.</w:t>
-      </w:r>
-    </w:p>
-    <w:p/>
-    <w:p>
-      <w:pPr>
-        <w:spacing w:after="160"/>
-        <w:jc w:val="left"/>
-        <w:sectPr>
-          <w:footerReference w:type="default" r:id="rId16"/>
-          <w:pgSz w:w="11906" w:h="16838"/>
-          <w:pgMar w:top="1417" w:right="1417" w:bottom="1134" w:left="1417" w:header="709" w:footer="709" w:gutter="0"/>
-          <w:pgNumType w:start="1"/>
-          <w:cols w:space="708"/>
-          <w:docGrid w:linePitch="360"/>
-        </w:sectPr>
-      </w:pPr>
-    </w:p>
-    <w:p>
-      <w:pPr>
-        <w:spacing w:after="160"/>
-        <w:jc w:val="left"/>
-      </w:pPr>
-    </w:p>
-    <w:p>
-      <w:pPr>
-        <w:spacing w:after="160"/>
-        <w:jc w:val="left"/>
-      </w:pPr>
-    </w:p>
-    <w:p>
-      <w:pPr>
-        <w:spacing w:after="160"/>
-        <w:jc w:val="left"/>
-      </w:pPr>
-    </w:p>
-    <w:p>
-      <w:pPr>
-        <w:spacing w:after="160"/>
-        <w:jc w:val="left"/>
-      </w:pPr>
-      <w:r>
-        <w:t>Anhang</w:t>
+        <w:t>Ergänzend ist eine regelmäßige Fortschrittsbewertung sinnvoll, bei der Aufwand, Risiken und Qualitätsstand je Teilfunktion bewertet werden. Dabei sollte nicht nur der Entwicklungsstand betrachtet werden, sondern auch die Betriebsreife, zum Beispiel Protokollierung, Fehlerbehandlung, Berechtigungskonzept und Abnahmefähigkeit. Ein einheitliches Bewertungsraster unterstützt die Vergleichbarkeit über mehrere Iterationen hinweg und erleichtert die Priorisierung bei begrenzten Ressourcen. Auf diese Weise bleibt der bereits erreichte Kernprozess stabil, während Erweiterungen kontrolliert und nachvollziehbar ergänzt werden</w:t>
+      </w:r>
+      <w:r>
+        <w:t>.</w:t>
       </w:r>
     </w:p>
     <w:sectPr>
+      <w:footerReference w:type="default" r:id="rId16"/>
       <w:pgSz w:w="11906" w:h="16838"/>
       <w:pgMar w:top="1417" w:right="1417" w:bottom="1134" w:left="1417" w:header="709" w:footer="709" w:gutter="0"/>
       <w:pgNumType w:start="1"/>
@@ -8435,8 +8812,13 @@
       <w:pStyle w:val="Fuzeile"/>
     </w:pPr>
     <w:r>
-      <w:t>Pascal Bodi</w:t>
+      <w:t xml:space="preserve">Pascal </w:t>
     </w:r>
+    <w:proofErr w:type="spellStart"/>
+    <w:r>
+      <w:t>Bodi</w:t>
+    </w:r>
+    <w:proofErr w:type="spellEnd"/>
     <w:r>
       <w:tab/>
     </w:r>

--- a/doku/Projektdokumentation Neuentwicklung SaS3.docx
+++ b/doku/Projektdokumentation Neuentwicklung SaS3.docx
@@ -4090,6 +4090,12 @@
     </w:p>
     <w:p/>
     <w:p>
+      <w:r>
+        <w:t>Zur besseren Lesbarkeit wird in der Dokumentation das generische Maskulinum verwendet.</w:t>
+      </w:r>
+    </w:p>
+    <w:p/>
+    <w:p>
       <w:pPr>
         <w:rPr>
           <w:color w:val="2E74B5" w:themeColor="accent1" w:themeShade="BF"/>
@@ -5124,7 +5130,6 @@
         <w:t xml:space="preserve"> der Benutzer durch das Microsoft </w:t>
       </w:r>
       <w:hyperlink w:anchor="ActiveDirectory" w:history="1">
-        <w:proofErr w:type="spellStart"/>
         <w:r>
           <w:rPr>
             <w:rFonts w:ascii="Arial" w:hAnsi="Arial" w:cs="Arial"/>
@@ -5134,7 +5139,6 @@
           </w:rPr>
           <w:t>Active</w:t>
         </w:r>
-        <w:proofErr w:type="spellEnd"/>
         <w:r>
           <w:rPr>
             <w:rFonts w:ascii="Arial" w:hAnsi="Arial" w:cs="Arial"/>
@@ -5195,7 +5199,6 @@
         <w:t xml:space="preserve"> sich über das Microsoft </w:t>
       </w:r>
       <w:hyperlink w:anchor="ActiveDirectory" w:history="1">
-        <w:proofErr w:type="spellStart"/>
         <w:r>
           <w:rPr>
             <w:rStyle w:val="Hyperlink"/>
@@ -5211,7 +5214,6 @@
           </w:rPr>
           <w:t>Active</w:t>
         </w:r>
-        <w:proofErr w:type="spellEnd"/>
         <w:r>
           <w:rPr>
             <w:rStyle w:val="Hyperlink"/>
@@ -6045,15 +6047,7 @@
     </w:p>
     <w:p>
       <w:r>
-        <w:t xml:space="preserve">Risikoseitig wurden insbesondere drei Punkte betrachtet: erstens die technische Abhängigkeit von </w:t>
-      </w:r>
-      <w:proofErr w:type="spellStart"/>
-      <w:r>
-        <w:t>Active</w:t>
-      </w:r>
-      <w:proofErr w:type="spellEnd"/>
-      <w:r>
-        <w:t xml:space="preserve">-Directory und Gruppenauflösung, zweitens die </w:t>
+        <w:t xml:space="preserve">Risikoseitig wurden insbesondere drei Punkte betrachtet: erstens die technische Abhängigkeit von Active-Directory und Gruppenauflösung, zweitens die </w:t>
       </w:r>
       <w:r>
         <w:rPr>
@@ -6248,7 +6242,6 @@
       <w:r>
         <w:t xml:space="preserve">Es wurde sich aufgrund von teuren Lizenzmodellen von Microsoft SQL-Server für die </w:t>
       </w:r>
-      <w:proofErr w:type="spellStart"/>
       <w:r>
         <w:rPr>
           <w:b/>
@@ -6258,7 +6251,6 @@
         </w:rPr>
         <w:t>OpenSource</w:t>
       </w:r>
-      <w:proofErr w:type="spellEnd"/>
       <w:r>
         <w:t xml:space="preserve"> Variante PostgreSQL entschieden. </w:t>
       </w:r>
@@ -6425,15 +6417,7 @@
         <w:t xml:space="preserve">erstellen der </w:t>
       </w:r>
       <w:r>
-        <w:t xml:space="preserve">statische Login-Seite, wurde die Logik für die Rechte-Prüfung implementiert und an unser bestehendes </w:t>
-      </w:r>
-      <w:proofErr w:type="spellStart"/>
-      <w:r>
-        <w:t>Active</w:t>
-      </w:r>
-      <w:proofErr w:type="spellEnd"/>
-      <w:r>
-        <w:t>-Directory angebunden.</w:t>
+        <w:t>statische Login-Seite, wurde die Logik für die Rechte-Prüfung implementiert und an unser bestehendes Active-Directory angebunden.</w:t>
       </w:r>
       <w:r>
         <w:t xml:space="preserve"> Dies dient der einfacheren Rechteverwaltung in der Anwendung.</w:t>
@@ -8018,11 +8002,9 @@
       <w:r>
         <w:t xml:space="preserve">Insgesamt zeigt die erweiterte Betrachtung, dass der umgesetzte Kern fachlich nutzbar und technisch ausbaufähig ist. Offene Anforderungen sind klar dokumentiert und für die nächste Ausbaustufe </w:t>
       </w:r>
-      <w:proofErr w:type="spellStart"/>
       <w:r>
         <w:t>priorisierbar</w:t>
       </w:r>
-      <w:proofErr w:type="spellEnd"/>
       <w:r>
         <w:t>.</w:t>
       </w:r>
@@ -8206,15 +8188,7 @@
         <w:t>.</w:t>
       </w:r>
       <w:r>
-        <w:t xml:space="preserve"> Da im LBM alle Dokumentationen nur noch im eigenen Wiki-System gehalten werden, sind diese als </w:t>
-      </w:r>
-      <w:proofErr w:type="spellStart"/>
-      <w:r>
-        <w:t>Markdown</w:t>
-      </w:r>
-      <w:proofErr w:type="spellEnd"/>
-      <w:r>
-        <w:t xml:space="preserve"> formatiert und weißen nicht die Standardformatierung von Textdokumenten auf.</w:t>
+        <w:t xml:space="preserve"> Da im LBM alle Dokumentationen nur noch im eigenen Wiki-System gehalten werden, sind diese als Markdown formatiert und weißen nicht die Standardformatierung von Textdokumenten auf.</w:t>
       </w:r>
     </w:p>
     <w:p/>
@@ -8274,23 +8248,7 @@
     <w:p/>
     <w:p>
       <w:r>
-        <w:t>Der Soll-Ist-Vergleich wurde anhand der implementierten Funktionen im Quellcode durchgeführt (</w:t>
-      </w:r>
-      <w:proofErr w:type="spellStart"/>
-      <w:r>
-        <w:t>server.mjs</w:t>
-      </w:r>
-      <w:proofErr w:type="spellEnd"/>
-      <w:r>
-        <w:t xml:space="preserve">, </w:t>
-      </w:r>
-      <w:proofErr w:type="spellStart"/>
-      <w:r>
-        <w:t>src</w:t>
-      </w:r>
-      <w:proofErr w:type="spellEnd"/>
-      <w:r>
-        <w:t>/create-damage-case.js und zugehörige Oberflächen).</w:t>
+        <w:t>Der Soll-Ist-Vergleich wurde anhand der implementierten Funktionen im Quellcode durchgeführt (server.mjs, src/create-damage-case.js und zugehörige Oberflächen).</w:t>
       </w:r>
     </w:p>
     <w:p>
@@ -8305,15 +8263,7 @@
         <w:tab/>
       </w:r>
       <w:r>
-        <w:t xml:space="preserve">Login mit </w:t>
-      </w:r>
-      <w:proofErr w:type="spellStart"/>
-      <w:r>
-        <w:t>Active</w:t>
-      </w:r>
-      <w:proofErr w:type="spellEnd"/>
-      <w:r>
-        <w:t>-Directory-Anbindung und Passwortprüfung.</w:t>
+        <w:t>Login mit Active-Directory-Anbindung und Passwortprüfung.</w:t>
       </w:r>
     </w:p>
     <w:p>
@@ -8692,48 +8642,15 @@
         <w:t>Meilenstein-Reporting</w:t>
       </w:r>
       <w:r>
-        <w:t xml:space="preserve"> empfohlen, um die offenen Anforderungen Dateiupload und SAP-Schnittstelle planbar zu realisieren. Jeder Meilenstein soll einen klaren fachlichen </w:t>
-      </w:r>
-      <w:proofErr w:type="spellStart"/>
-      <w:r>
-        <w:t>Scope</w:t>
-      </w:r>
-      <w:proofErr w:type="spellEnd"/>
-      <w:r>
-        <w:t xml:space="preserve">, eine technische </w:t>
+        <w:t xml:space="preserve"> empfohlen, um die offenen Anforderungen Dateiupload und SAP-Schnittstelle planbar zu realisieren. Jeder Meilenstein soll einen klaren fachlichen Scope, eine technische </w:t>
       </w:r>
       <w:r>
         <w:rPr>
           <w:b/>
           <w:i/>
         </w:rPr>
-        <w:t xml:space="preserve">Definition </w:t>
-      </w:r>
-      <w:proofErr w:type="spellStart"/>
-      <w:r>
-        <w:rPr>
-          <w:b/>
-          <w:i/>
-        </w:rPr>
-        <w:t>of</w:t>
-      </w:r>
-      <w:proofErr w:type="spellEnd"/>
-      <w:r>
-        <w:rPr>
-          <w:b/>
-          <w:i/>
-        </w:rPr>
-        <w:t xml:space="preserve"> </w:t>
-      </w:r>
-      <w:proofErr w:type="spellStart"/>
-      <w:r>
-        <w:rPr>
-          <w:b/>
-          <w:i/>
-        </w:rPr>
-        <w:t>Done</w:t>
-      </w:r>
-      <w:proofErr w:type="spellEnd"/>
+        <w:t>Definition of Done</w:t>
+      </w:r>
       <w:r>
         <w:t xml:space="preserve"> sowie ein dokumentiertes Testergebnis enthalten. Zusätzlich sollten Abhängigkeiten zwischen Fachbereich, Entwicklung und Betrieb transparent aufgeführt werden. Durch diese Struktur kann früh erkannt werden, ob sich kritische Pfade verschieben, und es können rechtzeitig Gegenmaßnahmen eingeleitet werden. Das reduziert die Gefahr, dass Integrationsaufgaben erneut in den Projektabschluss rutschen.</w:t>
       </w:r>
@@ -8812,13 +8729,8 @@
       <w:pStyle w:val="Fuzeile"/>
     </w:pPr>
     <w:r>
-      <w:t xml:space="preserve">Pascal </w:t>
+      <w:t>Pascal Bodi</w:t>
     </w:r>
-    <w:proofErr w:type="spellStart"/>
-    <w:r>
-      <w:t>Bodi</w:t>
-    </w:r>
-    <w:proofErr w:type="spellEnd"/>
     <w:r>
       <w:tab/>
     </w:r>
